--- a/statics/2.UCSD/SoPforUCSD.docx
+++ b/statics/2.UCSD/SoPforUCSD.docx
@@ -1880,6 +1880,48 @@
           <w:sz w:val="24"/>
           <w:szCs w:val="24"/>
         </w:rPr>
+        <w:t xml:space="preserve">Programming for research </w:t>
+      </w:r>
+      <w:r>
+        <w:rPr>
+          <w:rFonts w:ascii="Times New Roman" w:hAnsi="Times New Roman" w:cs="Times New Roman"/>
+          <w:sz w:val="24"/>
+          <w:szCs w:val="24"/>
+        </w:rPr>
+        <w:t>is zero tolerant to bugs and errors</w:t>
+      </w:r>
+      <w:r>
+        <w:rPr>
+          <w:rFonts w:ascii="Times New Roman" w:hAnsi="Times New Roman" w:cs="Times New Roman"/>
+          <w:sz w:val="24"/>
+          <w:szCs w:val="24"/>
+        </w:rPr>
+        <w:t>, so it needs you to be very technical and professional in your implementation</w:t>
+      </w:r>
+      <w:r>
+        <w:rPr>
+          <w:rFonts w:ascii="Times New Roman" w:hAnsi="Times New Roman" w:cs="Times New Roman"/>
+          <w:sz w:val="24"/>
+          <w:szCs w:val="24"/>
+        </w:rPr>
+        <w:t>.</w:t>
+      </w:r>
+      <w:r>
+        <w:rPr>
+          <w:rFonts w:ascii="Times New Roman" w:hAnsi="Times New Roman" w:cs="Times New Roman"/>
+          <w:sz w:val="24"/>
+          <w:szCs w:val="24"/>
+        </w:rPr>
+        <w:t xml:space="preserve"> </w:t>
+      </w:r>
+      <w:bookmarkStart w:id="0" w:name="_GoBack"/>
+      <w:bookmarkEnd w:id="0"/>
+      <w:r>
+        <w:rPr>
+          <w:rFonts w:ascii="Times New Roman" w:hAnsi="Times New Roman" w:cs="Times New Roman"/>
+          <w:sz w:val="24"/>
+          <w:szCs w:val="24"/>
+        </w:rPr>
         <w:t xml:space="preserve">After the training of these </w:t>
       </w:r>
       <w:r>
@@ -1992,7 +2034,16 @@
           <w:sz w:val="24"/>
           <w:szCs w:val="24"/>
         </w:rPr>
-        <w:t>relevant research</w:t>
+        <w:t xml:space="preserve">relevant </w:t>
+      </w:r>
+      <w:r>
+        <w:rPr>
+          <w:rFonts w:ascii="Times New Roman" w:hAnsi="Times New Roman" w:cs="Times New Roman"/>
+          <w:sz w:val="24"/>
+          <w:szCs w:val="24"/>
+        </w:rPr>
+        <w:lastRenderedPageBreak/>
+        <w:t>research</w:t>
       </w:r>
       <w:r>
         <w:rPr>
@@ -2096,16 +2147,7 @@
           <w:sz w:val="24"/>
           <w:szCs w:val="24"/>
         </w:rPr>
-        <w:t xml:space="preserve">code had also inspired me to </w:t>
-      </w:r>
-      <w:r>
-        <w:rPr>
-          <w:rFonts w:ascii="Times New Roman" w:hAnsi="Times New Roman" w:cs="Times New Roman"/>
-          <w:sz w:val="24"/>
-          <w:szCs w:val="24"/>
-        </w:rPr>
-        <w:lastRenderedPageBreak/>
-        <w:t>think how we</w:t>
+        <w:t>code had also inspired me to think how we</w:t>
       </w:r>
       <w:r>
         <w:rPr>
@@ -3240,8 +3282,6 @@
         </w:rPr>
         <w:t>could</w:t>
       </w:r>
-      <w:bookmarkStart w:id="0" w:name="_GoBack"/>
-      <w:bookmarkEnd w:id="0"/>
       <w:r>
         <w:rPr>
           <w:rFonts w:ascii="Times New Roman" w:hAnsi="Times New Roman" w:cs="Times New Roman"/>
@@ -3407,7 +3447,7 @@
             <w:noProof/>
             <w:lang w:val="zh-CN"/>
           </w:rPr>
-          <w:t>2</w:t>
+          <w:t>1</w:t>
         </w:r>
         <w:r>
           <w:fldChar w:fldCharType="end"/>
@@ -4346,7 +4386,7 @@
 </file>
 
 <file path=customXml/itemProps1.xml><?xml version="1.0" encoding="utf-8"?>
-<ds:datastoreItem xmlns:ds="http://schemas.openxmlformats.org/officeDocument/2006/customXml" ds:itemID="{C88AA0CE-9DAD-4A58-BF3A-07CE14EA3C4D}">
+<ds:datastoreItem xmlns:ds="http://schemas.openxmlformats.org/officeDocument/2006/customXml" ds:itemID="{6972716B-3242-4223-95AE-6D855F4A46D5}">
   <ds:schemaRefs>
     <ds:schemaRef ds:uri="http://schemas.openxmlformats.org/officeDocument/2006/bibliography"/>
   </ds:schemaRefs>
